--- a/Sophia_Pattekari_Resume.docx
+++ b/Sophia_Pattekari_Resume.docx
@@ -1788,6 +1788,16 @@
           <w14:ligatures w14:val="none"/>
         </w:rPr>
         <w:t>Git, GitHub, Postman, VS Code, Jira, Figma</w:t>
+      </w:r>
+      <w:r>
+        <w:rPr>
+          <w:rFonts w:ascii="Cambria" w:eastAsia="Times New Roman" w:hAnsi="Cambria" w:cs="Times New Roman"/>
+          <w:color w:val="000000"/>
+          <w:kern w:val="0"/>
+          <w:lang w:eastAsia="en-IN" w:bidi="mr-IN"/>
+          <w14:ligatures w14:val="none"/>
+        </w:rPr>
+        <w:t>, ChatGPT, Claude</w:t>
       </w:r>
     </w:p>
     <w:p>

--- a/Sophia_Pattekari_Resume.docx
+++ b/Sophia_Pattekari_Resume.docx
@@ -150,6 +150,28 @@
         </w:rPr>
         <w:t>|</w:t>
       </w:r>
+      <w:r>
+        <w:rPr>
+          <w:rFonts w:ascii="Cambria" w:eastAsia="Times New Roman" w:hAnsi="Cambria" w:cs="Times New Roman"/>
+          <w:color w:val="000000"/>
+          <w:kern w:val="0"/>
+          <w:lang w:eastAsia="en-IN" w:bidi="mr-IN"/>
+          <w14:ligatures w14:val="none"/>
+        </w:rPr>
+        <w:t xml:space="preserve"> </w:t>
+      </w:r>
+      <w:hyperlink r:id="rId8" w:history="1">
+        <w:r>
+          <w:rPr>
+            <w:rStyle w:val="Hyperlink"/>
+            <w:rFonts w:ascii="Cambria" w:eastAsia="Times New Roman" w:hAnsi="Cambria" w:cs="Times New Roman"/>
+            <w:kern w:val="0"/>
+            <w:lang w:eastAsia="en-IN" w:bidi="mr-IN"/>
+            <w14:ligatures w14:val="none"/>
+          </w:rPr>
+          <w:t>Portfolio</w:t>
+        </w:r>
+      </w:hyperlink>
     </w:p>
     <w:p>
       <w:pPr>
@@ -927,7 +949,7 @@
         <w:tab/>
         <w:t xml:space="preserve">    Live Demo: </w:t>
       </w:r>
-      <w:hyperlink r:id="rId8" w:history="1">
+      <w:hyperlink r:id="rId9" w:history="1">
         <w:r>
           <w:rPr>
             <w:rStyle w:val="Hyperlink"/>
@@ -1332,7 +1354,7 @@
         </w:rPr>
         <w:t xml:space="preserve">GitHub: </w:t>
       </w:r>
-      <w:hyperlink r:id="rId9" w:history="1">
+      <w:hyperlink r:id="rId10" w:history="1">
         <w:r>
           <w:rPr>
             <w:rStyle w:val="Hyperlink"/>
